--- a/PARADISE_toetsing_centra.docx
+++ b/PARADISE_toetsing_centra.docx
@@ -45,7 +45,7 @@
           <w:color w:val="5A6A78"/>
           <w:sz w:val="17"/>
         </w:rPr>
-        <w:t>Graag uw antwoord tegen vrijdag 16 oktober, aan janou.debuyser@kuleuven.be. Daarna ligt de kalender vast. VM = voormiddag, NM = namiddag.</w:t>
+        <w:t>Graag uw antwoord tegen vrijdag 16 oktober, aan janou.debuyser@kuleuven.be. Daarna ligt de kalender vast. VM = voormiddag, NM = namiddag. De theorie en de sessie gezondheidseconomie en procesevaluatie zijn online, voor podologen en artsen; technologie, datacollectie, SEBIA en droogloop zijn voor de podologen.</w:t>
       </w:r>
     </w:p>
     <w:p>
@@ -433,7 +433,7 @@
                 <w:color w:val="00407A"/>
                 <w:sz w:val="17"/>
               </w:rPr>
-              <w:t>Online sessies: theorie 10 en 17 nov, toestemming 24 nov</w:t>
+              <w:t>Online sessies, 1,5 u: theorie 10 en 24 nov, gezondheidseconomie en procesevaluatie 8 dec</w:t>
             </w:r>
           </w:p>
         </w:tc>
@@ -473,7 +473,7 @@
                 <w:color w:val="1B2630"/>
                 <w:sz w:val="17"/>
               </w:rPr>
-              <w:t>di 12u30–14u live, plus live herhaling do 12, 19 en 26 nov, 8u30–10u</w:t>
+              <w:t>di 12u30–14u live, plus live herhaling do 12 nov, do 26 nov en do 17 dec, 8u30–10u</w:t>
             </w:r>
           </w:p>
         </w:tc>
@@ -515,7 +515,7 @@
                 <w:color w:val="00407A"/>
                 <w:sz w:val="17"/>
               </w:rPr>
-              <w:t>SEBIA 5, 1,5 u per podoloog in het eigen centrum</w:t>
+              <w:t>SEBIA 5, 1,5 u per podoloog in het eigen centrum, met Fabienne Dobbels</w:t>
             </w:r>
           </w:p>
         </w:tc>
@@ -1062,7 +1062,7 @@
           <w:color w:val="5A6A78"/>
           <w:sz w:val="17"/>
         </w:rPr>
-        <w:t>Graag uw antwoord tegen vrijdag 16 oktober, aan janou.debuyser@kuleuven.be. Daarna ligt de kalender vast. VM = voormiddag, NM = namiddag.</w:t>
+        <w:t>Graag uw antwoord tegen vrijdag 16 oktober, aan janou.debuyser@kuleuven.be. Daarna ligt de kalender vast. VM = voormiddag, NM = namiddag. De theorie en de sessie gezondheidseconomie en procesevaluatie zijn online, voor podologen en artsen; technologie, datacollectie, SEBIA en droogloop zijn voor de podologen.</w:t>
       </w:r>
     </w:p>
     <w:p>
@@ -1532,7 +1532,7 @@
                 <w:color w:val="00407A"/>
                 <w:sz w:val="17"/>
               </w:rPr>
-              <w:t>Online sessies: theorie 10 en 17 nov, toestemming 24 nov</w:t>
+              <w:t>Online sessies, 1,5 u: theorie 10 en 24 nov, gezondheidseconomie en procesevaluatie 8 dec</w:t>
             </w:r>
           </w:p>
         </w:tc>
@@ -1572,7 +1572,7 @@
                 <w:color w:val="1B2630"/>
                 <w:sz w:val="17"/>
               </w:rPr>
-              <w:t>di 12u30–14u live, plus live herhaling do 12, 19 en 26 nov, 8u30–10u</w:t>
+              <w:t>di 12u30–14u live, plus live herhaling do 12 nov, do 26 nov en do 17 dec, 8u30–10u</w:t>
             </w:r>
           </w:p>
         </w:tc>
@@ -1614,7 +1614,7 @@
                 <w:color w:val="00407A"/>
                 <w:sz w:val="17"/>
               </w:rPr>
-              <w:t>SEBIA 5, 1,5 u per podoloog in het eigen centrum</w:t>
+              <w:t>SEBIA 5, 1,5 u per podoloog in het eigen centrum, met Fabienne Dobbels</w:t>
             </w:r>
           </w:p>
         </w:tc>
@@ -1696,153 +1696,21 @@
         <w:t>2  Bevestig deze data</w:t>
       </w:r>
     </w:p>
-    <w:tbl>
-      <w:tblPr>
-        <w:tblW w:type="auto" w:w="0"/>
-        <w:tblLook w:firstColumn="1" w:firstRow="1" w:lastColumn="0" w:lastRow="0" w:noHBand="0" w:noVBand="1" w:val="04A0"/>
-        <w:tblBorders>
-          <w:top w:val="single" w:sz="4" w:color="D8E2EA"/>
-          <w:left w:val="single" w:sz="4" w:color="D8E2EA"/>
-          <w:bottom w:val="single" w:sz="4" w:color="D8E2EA"/>
-          <w:right w:val="single" w:sz="4" w:color="D8E2EA"/>
-          <w:insideH w:val="single" w:sz="4" w:color="D8E2EA"/>
-          <w:insideV w:val="single" w:sz="4" w:color="D8E2EA"/>
-        </w:tblBorders>
-        <w:tblLayout w:type="fixed"/>
-      </w:tblPr>
-      <w:tblGrid>
-        <w:gridCol w:w="3289"/>
-        <w:gridCol w:w="3289"/>
-        <w:gridCol w:w="3289"/>
-      </w:tblGrid>
-      <w:tr>
-        <w:tc>
-          <w:tcPr>
-            <w:tcW w:type="dxa" w:w="3969"/>
-            <w:shd w:val="clear" w:color="auto" w:fill="1D8DB0"/>
-          </w:tcPr>
-          <w:p>
-            <w:pPr>
-              <w:spacing w:before="40" w:after="40"/>
-            </w:pPr>
-            <w:r>
-              <w:rPr>
-                <w:rFonts w:ascii="Segoe UI" w:hAnsi="Segoe UI"/>
-                <w:b/>
-                <w:i w:val="0"/>
-                <w:color w:val="FFFFFF"/>
-                <w:sz w:val="15"/>
-              </w:rPr>
-              <w:t>Onderwerp</w:t>
-            </w:r>
-          </w:p>
-        </w:tc>
-        <w:tc>
-          <w:tcPr>
-            <w:tcW w:type="dxa" w:w="3288"/>
-            <w:shd w:val="clear" w:color="auto" w:fill="1D8DB0"/>
-          </w:tcPr>
-          <w:p>
-            <w:pPr>
-              <w:spacing w:before="40" w:after="40"/>
-            </w:pPr>
-            <w:r>
-              <w:rPr>
-                <w:rFonts w:ascii="Segoe UI" w:hAnsi="Segoe UI"/>
-                <w:b/>
-                <w:i w:val="0"/>
-                <w:color w:val="FFFFFF"/>
-                <w:sz w:val="15"/>
-              </w:rPr>
-              <w:t>Datum</w:t>
-            </w:r>
-          </w:p>
-        </w:tc>
-        <w:tc>
-          <w:tcPr>
-            <w:tcW w:type="dxa" w:w="2608"/>
-            <w:shd w:val="clear" w:color="auto" w:fill="1D8DB0"/>
-          </w:tcPr>
-          <w:p>
-            <w:pPr>
-              <w:spacing w:before="40" w:after="40"/>
-            </w:pPr>
-            <w:r>
-              <w:rPr>
-                <w:rFonts w:ascii="Segoe UI" w:hAnsi="Segoe UI"/>
-                <w:b/>
-                <w:i w:val="0"/>
-                <w:color w:val="FFFFFF"/>
-                <w:sz w:val="15"/>
-              </w:rPr>
-              <w:t>Past dit?</w:t>
-            </w:r>
-          </w:p>
-        </w:tc>
-      </w:tr>
-      <w:tr>
-        <w:tc>
-          <w:tcPr>
-            <w:tcW w:type="dxa" w:w="3969"/>
-          </w:tcPr>
-          <w:p>
-            <w:pPr>
-              <w:spacing w:before="40" w:after="40"/>
-            </w:pPr>
-            <w:r>
-              <w:rPr>
-                <w:rFonts w:ascii="Segoe UI" w:hAnsi="Segoe UI"/>
-                <w:b/>
-                <w:i w:val="0"/>
-                <w:color w:val="00407A"/>
-                <w:sz w:val="17"/>
-              </w:rPr>
-              <w:t>Datacollectie, online</w:t>
-            </w:r>
-          </w:p>
-        </w:tc>
-        <w:tc>
-          <w:tcPr>
-            <w:tcW w:type="dxa" w:w="3288"/>
-          </w:tcPr>
-          <w:p>
-            <w:pPr>
-              <w:spacing w:before="40" w:after="40"/>
-            </w:pPr>
-            <w:r>
-              <w:rPr>
-                <w:rFonts w:ascii="Segoe UI" w:hAnsi="Segoe UI"/>
-                <w:b w:val="0"/>
-                <w:i w:val="0"/>
-                <w:color w:val="1B2630"/>
-                <w:sz w:val="17"/>
-              </w:rPr>
-              <w:t>di 12 jan 9u–11u</w:t>
-            </w:r>
-          </w:p>
-        </w:tc>
-        <w:tc>
-          <w:tcPr>
-            <w:tcW w:type="dxa" w:w="2608"/>
-          </w:tcPr>
-          <w:p>
-            <w:pPr>
-              <w:spacing w:before="40" w:after="40"/>
-            </w:pPr>
-            <w:r>
-              <w:rPr>
-                <w:rFonts w:ascii="Segoe UI" w:hAnsi="Segoe UI"/>
-                <w:b w:val="0"/>
-                <w:i w:val="0"/>
-                <w:color w:val="1B2630"/>
-                <w:sz w:val="17"/>
-              </w:rPr>
-              <w:t>☐ ja   ☐ nee</w:t>
-            </w:r>
-          </w:p>
-        </w:tc>
-      </w:tr>
-    </w:tbl>
+    <w:p>
+      <w:pPr>
+        <w:spacing w:before="0" w:after="80"/>
+      </w:pPr>
+      <w:r>
+        <w:rPr>
+          <w:rFonts w:ascii="Segoe UI" w:hAnsi="Segoe UI"/>
+          <w:b w:val="0"/>
+          <w:i w:val="0"/>
+          <w:color w:val="1B2630"/>
+          <w:sz w:val="18"/>
+        </w:rPr>
+        <w:t>Geen: alle data voor uw centrum staan bij de keuzes hierboven.</w:t>
+      </w:r>
+    </w:p>
     <w:p>
       <w:pPr>
         <w:keepNext/>
@@ -1925,6 +1793,90 @@
           <w:sz w:val="18"/>
         </w:rPr>
         <w:t>Kunnen beide podologen de technologie en de droogloop bijwonen?</w:t>
+      </w:r>
+    </w:p>
+    <w:p>
+      <w:pPr>
+        <w:spacing w:before="0" w:after="80"/>
+        <w:ind w:left="200"/>
+      </w:pPr>
+      <w:r>
+        <w:rPr>
+          <w:rFonts w:ascii="Segoe UI" w:hAnsi="Segoe UI"/>
+          <w:b w:val="0"/>
+          <w:i w:val="0"/>
+          <w:color w:val="5A6A78"/>
+          <w:sz w:val="18"/>
+        </w:rPr>
+        <w:t>______________________________________________________________________</w:t>
+      </w:r>
+    </w:p>
+    <w:p>
+      <w:pPr>
+        <w:spacing w:before="0" w:after="40"/>
+        <w:ind w:left="200" w:hanging="200"/>
+      </w:pPr>
+      <w:r>
+        <w:rPr>
+          <w:rFonts w:ascii="Segoe UI" w:hAnsi="Segoe UI"/>
+          <w:b/>
+          <w:i w:val="0"/>
+          <w:color w:val="FF7A00"/>
+          <w:sz w:val="18"/>
+        </w:rPr>
+        <w:t xml:space="preserve">–  </w:t>
+      </w:r>
+      <w:r>
+        <w:rPr>
+          <w:rFonts w:ascii="Segoe UI" w:hAnsi="Segoe UI"/>
+          <w:b w:val="0"/>
+          <w:i w:val="0"/>
+          <w:color w:val="1B2630"/>
+          <w:sz w:val="18"/>
+        </w:rPr>
+        <w:t>Maandagvoormiddag staat als uw beste moment, maar op maandag staat geen podoloog vermeld. Klopt dat?</w:t>
+      </w:r>
+    </w:p>
+    <w:p>
+      <w:pPr>
+        <w:spacing w:before="0" w:after="80"/>
+        <w:ind w:left="200"/>
+      </w:pPr>
+      <w:r>
+        <w:rPr>
+          <w:rFonts w:ascii="Segoe UI" w:hAnsi="Segoe UI"/>
+          <w:b w:val="0"/>
+          <w:i w:val="0"/>
+          <w:color w:val="5A6A78"/>
+          <w:sz w:val="18"/>
+        </w:rPr>
+        <w:t>______________________________________________________________________</w:t>
+      </w:r>
+    </w:p>
+    <w:p>
+      <w:pPr>
+        <w:spacing w:before="0" w:after="40"/>
+        <w:ind w:left="200" w:hanging="200"/>
+      </w:pPr>
+      <w:r>
+        <w:rPr>
+          <w:rFonts w:ascii="Segoe UI" w:hAnsi="Segoe UI"/>
+          <w:b/>
+          <w:i w:val="0"/>
+          <w:color w:val="FF7A00"/>
+          <w:sz w:val="18"/>
+        </w:rPr>
+        <w:t xml:space="preserve">–  </w:t>
+      </w:r>
+      <w:r>
+        <w:rPr>
+          <w:rFonts w:ascii="Segoe UI" w:hAnsi="Segoe UI"/>
+          <w:b w:val="0"/>
+          <w:i w:val="0"/>
+          <w:color w:val="1B2630"/>
+          <w:sz w:val="18"/>
+        </w:rPr>
+        <w:t>De datacollectie is op di 12 jan 9u–11u online; dan is er in Brugge geen podoloog. U krijgt de opname.</w:t>
       </w:r>
     </w:p>
     <w:p>
@@ -2037,7 +1989,7 @@
           <w:color w:val="5A6A78"/>
           <w:sz w:val="17"/>
         </w:rPr>
-        <w:t>Graag uw antwoord tegen vrijdag 16 oktober, aan janou.debuyser@kuleuven.be. Daarna ligt de kalender vast. VM = voormiddag, NM = namiddag.</w:t>
+        <w:t>Graag uw antwoord tegen vrijdag 16 oktober, aan janou.debuyser@kuleuven.be. Daarna ligt de kalender vast. VM = voormiddag, NM = namiddag. De theorie en de sessie gezondheidseconomie en procesevaluatie zijn online, voor podologen en artsen; technologie, datacollectie, SEBIA en droogloop zijn voor de podologen.</w:t>
       </w:r>
     </w:p>
     <w:p>
@@ -2343,7 +2295,7 @@
                 <w:color w:val="00407A"/>
                 <w:sz w:val="17"/>
               </w:rPr>
-              <w:t>Online sessies: theorie 10 en 17 nov, toestemming 24 nov</w:t>
+              <w:t>Online sessies, 1,5 u: theorie 10 en 24 nov, gezondheidseconomie en procesevaluatie 8 dec</w:t>
             </w:r>
           </w:p>
         </w:tc>
@@ -2383,7 +2335,7 @@
                 <w:color w:val="1B2630"/>
                 <w:sz w:val="17"/>
               </w:rPr>
-              <w:t>di 12u30–14u live, plus live herhaling do 12, 19 en 26 nov, 8u30–10u</w:t>
+              <w:t>di 12u30–14u live, plus live herhaling do 12 nov, do 26 nov en do 17 dec, 8u30–10u</w:t>
             </w:r>
           </w:p>
         </w:tc>
@@ -2507,7 +2459,7 @@
                 <w:color w:val="00407A"/>
                 <w:sz w:val="17"/>
               </w:rPr>
-              <w:t>SEBIA 5, 1,5 u per podoloog in het eigen centrum</w:t>
+              <w:t>SEBIA 5, 1,5 u per podoloog in het eigen centrum, met Fabienne Dobbels</w:t>
             </w:r>
           </w:p>
         </w:tc>
@@ -3012,7 +2964,7 @@
           <w:color w:val="5A6A78"/>
           <w:sz w:val="17"/>
         </w:rPr>
-        <w:t>Graag uw antwoord tegen vrijdag 16 oktober, aan janou.debuyser@kuleuven.be. Daarna ligt de kalender vast. VM = voormiddag, NM = namiddag.</w:t>
+        <w:t>Graag uw antwoord tegen vrijdag 16 oktober, aan janou.debuyser@kuleuven.be. Daarna ligt de kalender vast. VM = voormiddag, NM = namiddag. De theorie en de sessie gezondheidseconomie en procesevaluatie zijn online, voor podologen en artsen; technologie, datacollectie, SEBIA en droogloop zijn voor de podologen.</w:t>
       </w:r>
     </w:p>
     <w:p>
@@ -3174,7 +3126,7 @@
                 <w:color w:val="1B2630"/>
                 <w:sz w:val="17"/>
               </w:rPr>
-              <w:t>di 2 mrt 9u–13u</w:t>
+              <w:t>di 9 mrt 9u–13u</w:t>
             </w:r>
           </w:p>
         </w:tc>
@@ -3194,7 +3146,7 @@
                 <w:color w:val="1B2630"/>
                 <w:sz w:val="17"/>
               </w:rPr>
-              <w:t>di 9 mrt 9u–13u</w:t>
+              <w:t>di 23 mrt 9u–13u</w:t>
             </w:r>
           </w:p>
         </w:tc>
@@ -3236,7 +3188,7 @@
                 <w:color w:val="00407A"/>
                 <w:sz w:val="17"/>
               </w:rPr>
-              <w:t>Online sessies: theorie 10 en 17 nov, toestemming 24 nov</w:t>
+              <w:t>Online sessies, 1,5 u: theorie 10 en 24 nov, gezondheidseconomie en procesevaluatie 8 dec</w:t>
             </w:r>
           </w:p>
         </w:tc>
@@ -3276,7 +3228,7 @@
                 <w:color w:val="1B2630"/>
                 <w:sz w:val="17"/>
               </w:rPr>
-              <w:t>di 12u30–14u live, plus live herhaling do 12, 19 en 26 nov, 8u30–10u</w:t>
+              <w:t>di 12u30–14u live, plus live herhaling do 12 nov, do 26 nov en do 17 dec, 8u30–10u</w:t>
             </w:r>
           </w:p>
         </w:tc>
@@ -3318,7 +3270,7 @@
                 <w:color w:val="00407A"/>
                 <w:sz w:val="17"/>
               </w:rPr>
-              <w:t>SEBIA 5, 1,5 u per podoloog in het eigen centrum</w:t>
+              <w:t>SEBIA 5, 1,5 u per podoloog in het eigen centrum, met Fabienne Dobbels</w:t>
             </w:r>
           </w:p>
         </w:tc>
@@ -3583,7 +3535,7 @@
                 <w:color w:val="1B2630"/>
                 <w:sz w:val="17"/>
               </w:rPr>
-              <w:t>di 5 jan 9u–13u</w:t>
+              <w:t>di 12 jan 13u–17u, na de datacollectie online van 9u–11u</w:t>
             </w:r>
           </w:p>
         </w:tc>
@@ -3947,7 +3899,7 @@
           <w:color w:val="5A6A78"/>
           <w:sz w:val="17"/>
         </w:rPr>
-        <w:t>Graag uw antwoord tegen vrijdag 16 oktober, aan janou.debuyser@kuleuven.be. Daarna ligt de kalender vast. VM = voormiddag, NM = namiddag.</w:t>
+        <w:t>Graag uw antwoord tegen vrijdag 16 oktober, aan janou.debuyser@kuleuven.be. Daarna ligt de kalender vast. VM = voormiddag, NM = namiddag. De theorie en de sessie gezondheidseconomie en procesevaluatie zijn online, voor podologen en artsen; technologie, datacollectie, SEBIA en droogloop zijn voor de podologen.</w:t>
       </w:r>
     </w:p>
     <w:p>
@@ -4109,7 +4061,7 @@
                 <w:color w:val="1B2630"/>
                 <w:sz w:val="17"/>
               </w:rPr>
-              <w:t>di 2 mrt 9u–13u</w:t>
+              <w:t>di 9 mrt 9u–13u</w:t>
             </w:r>
           </w:p>
         </w:tc>
@@ -4129,7 +4081,7 @@
                 <w:color w:val="1B2630"/>
                 <w:sz w:val="17"/>
               </w:rPr>
-              <w:t>di 9 mrt 9u–13u</w:t>
+              <w:t>di 23 mrt 9u–13u</w:t>
             </w:r>
           </w:p>
         </w:tc>
@@ -4171,7 +4123,7 @@
                 <w:color w:val="00407A"/>
                 <w:sz w:val="17"/>
               </w:rPr>
-              <w:t>Online sessies: theorie 10 en 17 nov, toestemming 24 nov</w:t>
+              <w:t>Online sessies, 1,5 u: theorie 10 en 24 nov, gezondheidseconomie en procesevaluatie 8 dec</w:t>
             </w:r>
           </w:p>
         </w:tc>
@@ -4211,7 +4163,7 @@
                 <w:color w:val="1B2630"/>
                 <w:sz w:val="17"/>
               </w:rPr>
-              <w:t>di 12u30–14u live, plus live herhaling do 12, 19 en 26 nov, 8u30–10u</w:t>
+              <w:t>di 12u30–14u live, plus live herhaling do 12 nov, do 26 nov en do 17 dec, 8u30–10u</w:t>
             </w:r>
           </w:p>
         </w:tc>
@@ -4253,7 +4205,7 @@
                 <w:color w:val="00407A"/>
                 <w:sz w:val="17"/>
               </w:rPr>
-              <w:t>SEBIA 5, 1,5 u per podoloog in het eigen centrum</w:t>
+              <w:t>SEBIA 5, 1,5 u per podoloog in het eigen centrum, met Fabienne Dobbels</w:t>
             </w:r>
           </w:p>
         </w:tc>
@@ -4518,7 +4470,7 @@
                 <w:color w:val="1B2630"/>
                 <w:sz w:val="17"/>
               </w:rPr>
-              <w:t>di 5 jan 9u–13u</w:t>
+              <w:t>di 12 jan 13u–17u, na de datacollectie online van 9u–11u</w:t>
             </w:r>
           </w:p>
         </w:tc>
@@ -4882,7 +4834,7 @@
           <w:color w:val="5A6A78"/>
           <w:sz w:val="17"/>
         </w:rPr>
-        <w:t>Graag uw antwoord tegen vrijdag 16 oktober, aan janou.debuyser@kuleuven.be. Daarna ligt de kalender vast. VM = voormiddag, NM = namiddag.</w:t>
+        <w:t>Graag uw antwoord tegen vrijdag 16 oktober, aan janou.debuyser@kuleuven.be. Daarna ligt de kalender vast. VM = voormiddag, NM = namiddag. De theorie en de sessie gezondheidseconomie en procesevaluatie zijn online, voor podologen en artsen; technologie, datacollectie, SEBIA en droogloop zijn voor de podologen.</w:t>
       </w:r>
     </w:p>
     <w:p>
@@ -5044,7 +4996,7 @@
                 <w:color w:val="1B2630"/>
                 <w:sz w:val="17"/>
               </w:rPr>
-              <w:t>di 2 mrt 9u–13u</w:t>
+              <w:t>di 9 mrt 9u–13u</w:t>
             </w:r>
           </w:p>
         </w:tc>
@@ -5064,7 +5016,7 @@
                 <w:color w:val="1B2630"/>
                 <w:sz w:val="17"/>
               </w:rPr>
-              <w:t>di 9 mrt 9u–13u</w:t>
+              <w:t>di 23 mrt 9u–13u</w:t>
             </w:r>
           </w:p>
         </w:tc>
@@ -5106,7 +5058,7 @@
                 <w:color w:val="00407A"/>
                 <w:sz w:val="17"/>
               </w:rPr>
-              <w:t>Online sessies: theorie 10 en 17 nov, toestemming 24 nov</w:t>
+              <w:t>Online sessies, 1,5 u: theorie 10 en 24 nov, gezondheidseconomie en procesevaluatie 8 dec</w:t>
             </w:r>
           </w:p>
         </w:tc>
@@ -5146,7 +5098,7 @@
                 <w:color w:val="1B2630"/>
                 <w:sz w:val="17"/>
               </w:rPr>
-              <w:t>di 12u30–14u live, plus live herhaling do 12, 19 en 26 nov, 8u30–10u</w:t>
+              <w:t>di 12u30–14u live, plus live herhaling do 12 nov, do 26 nov en do 17 dec, 8u30–10u</w:t>
             </w:r>
           </w:p>
         </w:tc>
@@ -5188,7 +5140,7 @@
                 <w:color w:val="00407A"/>
                 <w:sz w:val="17"/>
               </w:rPr>
-              <w:t>SEBIA 5, 1,5 u per podoloog in het eigen centrum</w:t>
+              <w:t>SEBIA 5, 1,5 u per podoloog in het eigen centrum, met Fabienne Dobbels</w:t>
             </w:r>
           </w:p>
         </w:tc>
@@ -5391,7 +5343,7 @@
                 <w:color w:val="1B2630"/>
                 <w:sz w:val="17"/>
               </w:rPr>
-              <w:t>wo 16 dec, voormiddag</w:t>
+              <w:t>wo 9 dec, voormiddag</w:t>
             </w:r>
           </w:p>
         </w:tc>
@@ -5453,7 +5405,7 @@
                 <w:color w:val="1B2630"/>
                 <w:sz w:val="17"/>
               </w:rPr>
-              <w:t>di 5 jan 9u–13u</w:t>
+              <w:t>di 12 jan 13u–17u, na de datacollectie online van 9u–11u</w:t>
             </w:r>
           </w:p>
         </w:tc>
@@ -5705,48 +5657,6 @@
           <w:sz w:val="18"/>
         </w:rPr>
         <w:t>Naam van de tweede podoloog.</w:t>
-      </w:r>
-    </w:p>
-    <w:p>
-      <w:pPr>
-        <w:spacing w:before="0" w:after="80"/>
-        <w:ind w:left="200"/>
-      </w:pPr>
-      <w:r>
-        <w:rPr>
-          <w:rFonts w:ascii="Segoe UI" w:hAnsi="Segoe UI"/>
-          <w:b w:val="0"/>
-          <w:i w:val="0"/>
-          <w:color w:val="5A6A78"/>
-          <w:sz w:val="18"/>
-        </w:rPr>
-        <w:t>______________________________________________________________________</w:t>
-      </w:r>
-    </w:p>
-    <w:p>
-      <w:pPr>
-        <w:spacing w:before="0" w:after="40"/>
-        <w:ind w:left="200" w:hanging="200"/>
-      </w:pPr>
-      <w:r>
-        <w:rPr>
-          <w:rFonts w:ascii="Segoe UI" w:hAnsi="Segoe UI"/>
-          <w:b/>
-          <w:i w:val="0"/>
-          <w:color w:val="FF7A00"/>
-          <w:sz w:val="18"/>
-        </w:rPr>
-        <w:t xml:space="preserve">–  </w:t>
-      </w:r>
-      <w:r>
-        <w:rPr>
-          <w:rFonts w:ascii="Segoe UI" w:hAnsi="Segoe UI"/>
-          <w:b w:val="0"/>
-          <w:i w:val="0"/>
-          <w:color w:val="1B2630"/>
-          <w:sz w:val="18"/>
-        </w:rPr>
-        <w:t>Geldt "even weken" alleen voor de donderdag, of voor alle dagen van de podoloog?</w:t>
       </w:r>
     </w:p>
     <w:p>

--- a/PARADISE_toetsing_centra.docx
+++ b/PARADISE_toetsing_centra.docx
@@ -45,7 +45,7 @@
           <w:color w:val="5A6A78"/>
           <w:sz w:val="17"/>
         </w:rPr>
-        <w:t>Graag uw antwoord tegen vrijdag 16 oktober, aan janou.debuyser@kuleuven.be. Daarna ligt de kalender vast. VM = voormiddag, NM = namiddag. De theorie en de sessie gezondheidseconomie en procesevaluatie zijn online, voor podologen en artsen; technologie, datacollectie, SEBIA en droogloop zijn voor de podologen.</w:t>
+        <w:t>Graag uw antwoord tegen vrijdag 16 oktober, aan janou.debuyser@kuleuven.be. Daarna ligt de kalender vast. VM = voormiddag, NM = namiddag. De theorie en de sessie gezondheidseconomie en procesevaluatie zijn online, voor podologen en artsen. De technologie begint met theorie, waar ook de artsen kunnen aansluiten; het praktische deel, de datacollectie, SEBIA en de droogloop zijn voor de podologen.</w:t>
       </w:r>
     </w:p>
     <w:p>
@@ -1062,7 +1062,7 @@
           <w:color w:val="5A6A78"/>
           <w:sz w:val="17"/>
         </w:rPr>
-        <w:t>Graag uw antwoord tegen vrijdag 16 oktober, aan janou.debuyser@kuleuven.be. Daarna ligt de kalender vast. VM = voormiddag, NM = namiddag. De theorie en de sessie gezondheidseconomie en procesevaluatie zijn online, voor podologen en artsen; technologie, datacollectie, SEBIA en droogloop zijn voor de podologen.</w:t>
+        <w:t>Graag uw antwoord tegen vrijdag 16 oktober, aan janou.debuyser@kuleuven.be. Daarna ligt de kalender vast. VM = voormiddag, NM = namiddag. De theorie en de sessie gezondheidseconomie en procesevaluatie zijn online, voor podologen en artsen. De technologie begint met theorie, waar ook de artsen kunnen aansluiten; het praktische deel, de datacollectie, SEBIA en de droogloop zijn voor de podologen.</w:t>
       </w:r>
     </w:p>
     <w:p>
@@ -1989,7 +1989,7 @@
           <w:color w:val="5A6A78"/>
           <w:sz w:val="17"/>
         </w:rPr>
-        <w:t>Graag uw antwoord tegen vrijdag 16 oktober, aan janou.debuyser@kuleuven.be. Daarna ligt de kalender vast. VM = voormiddag, NM = namiddag. De theorie en de sessie gezondheidseconomie en procesevaluatie zijn online, voor podologen en artsen; technologie, datacollectie, SEBIA en droogloop zijn voor de podologen.</w:t>
+        <w:t>Graag uw antwoord tegen vrijdag 16 oktober, aan janou.debuyser@kuleuven.be. Daarna ligt de kalender vast. VM = voormiddag, NM = namiddag. De theorie en de sessie gezondheidseconomie en procesevaluatie zijn online, voor podologen en artsen. De technologie begint met theorie, waar ook de artsen kunnen aansluiten; het praktische deel, de datacollectie, SEBIA en de droogloop zijn voor de podologen.</w:t>
       </w:r>
     </w:p>
     <w:p>
@@ -2964,7 +2964,7 @@
           <w:color w:val="5A6A78"/>
           <w:sz w:val="17"/>
         </w:rPr>
-        <w:t>Graag uw antwoord tegen vrijdag 16 oktober, aan janou.debuyser@kuleuven.be. Daarna ligt de kalender vast. VM = voormiddag, NM = namiddag. De theorie en de sessie gezondheidseconomie en procesevaluatie zijn online, voor podologen en artsen; technologie, datacollectie, SEBIA en droogloop zijn voor de podologen.</w:t>
+        <w:t>Graag uw antwoord tegen vrijdag 16 oktober, aan janou.debuyser@kuleuven.be. Daarna ligt de kalender vast. VM = voormiddag, NM = namiddag. De theorie en de sessie gezondheidseconomie en procesevaluatie zijn online, voor podologen en artsen. De technologie begint met theorie, waar ook de artsen kunnen aansluiten; het praktische deel, de datacollectie, SEBIA en de droogloop zijn voor de podologen.</w:t>
       </w:r>
     </w:p>
     <w:p>
@@ -3899,7 +3899,7 @@
           <w:color w:val="5A6A78"/>
           <w:sz w:val="17"/>
         </w:rPr>
-        <w:t>Graag uw antwoord tegen vrijdag 16 oktober, aan janou.debuyser@kuleuven.be. Daarna ligt de kalender vast. VM = voormiddag, NM = namiddag. De theorie en de sessie gezondheidseconomie en procesevaluatie zijn online, voor podologen en artsen; technologie, datacollectie, SEBIA en droogloop zijn voor de podologen.</w:t>
+        <w:t>Graag uw antwoord tegen vrijdag 16 oktober, aan janou.debuyser@kuleuven.be. Daarna ligt de kalender vast. VM = voormiddag, NM = namiddag. De theorie en de sessie gezondheidseconomie en procesevaluatie zijn online, voor podologen en artsen. De technologie begint met theorie, waar ook de artsen kunnen aansluiten; het praktische deel, de datacollectie, SEBIA en de droogloop zijn voor de podologen.</w:t>
       </w:r>
     </w:p>
     <w:p>
@@ -4834,7 +4834,7 @@
           <w:color w:val="5A6A78"/>
           <w:sz w:val="17"/>
         </w:rPr>
-        <w:t>Graag uw antwoord tegen vrijdag 16 oktober, aan janou.debuyser@kuleuven.be. Daarna ligt de kalender vast. VM = voormiddag, NM = namiddag. De theorie en de sessie gezondheidseconomie en procesevaluatie zijn online, voor podologen en artsen; technologie, datacollectie, SEBIA en droogloop zijn voor de podologen.</w:t>
+        <w:t>Graag uw antwoord tegen vrijdag 16 oktober, aan janou.debuyser@kuleuven.be. Daarna ligt de kalender vast. VM = voormiddag, NM = namiddag. De theorie en de sessie gezondheidseconomie en procesevaluatie zijn online, voor podologen en artsen. De technologie begint met theorie, waar ook de artsen kunnen aansluiten; het praktische deel, de datacollectie, SEBIA en de droogloop zijn voor de podologen.</w:t>
       </w:r>
     </w:p>
     <w:p>

--- a/PARADISE_toetsing_centra.docx
+++ b/PARADISE_toetsing_centra.docx
@@ -46,6 +46,21 @@
           <w:sz w:val="17"/>
         </w:rPr>
         <w:t>Graag uw antwoord tegen vrijdag 16 oktober, aan janou.debuyser@kuleuven.be. Daarna ligt de kalender vast. VM = voormiddag, NM = namiddag. De theorie en de sessie gezondheidseconomie en procesevaluatie zijn online, voor podologen en artsen. De technologie begint met theorie, waar ook de artsen kunnen aansluiten; het praktische deel, de datacollectie, SEBIA en de droogloop zijn voor de podologen.</w:t>
+      </w:r>
+    </w:p>
+    <w:p>
+      <w:pPr>
+        <w:spacing w:before="0" w:after="80"/>
+      </w:pPr>
+      <w:r>
+        <w:rPr>
+          <w:rFonts w:ascii="Segoe UI" w:hAnsi="Segoe UI"/>
+          <w:b w:val="0"/>
+          <w:i w:val="0"/>
+          <w:color w:val="5A6A78"/>
+          <w:sz w:val="17"/>
+        </w:rPr>
+        <w:t>Online sessies worden live gegeven en opgenomen; wie niet live kan, bekijkt de opname online. Theorie op di 10 en di 24 nov en gezondheidseconomie en procesevaluatie op di 8 dec, telkens 12u30–14u; datacollectie en vragenlijsten op di 12 jan, 9u–11u.</w:t>
       </w:r>
     </w:p>
     <w:p>
@@ -433,88 +448,6 @@
                 <w:color w:val="00407A"/>
                 <w:sz w:val="17"/>
               </w:rPr>
-              <w:t>Online sessies, 1,5 u: theorie 10 en 24 nov, gezondheidseconomie en procesevaluatie 8 dec</w:t>
-            </w:r>
-          </w:p>
-        </w:tc>
-        <w:tc>
-          <w:tcPr>
-            <w:tcW w:type="dxa" w:w="2211"/>
-          </w:tcPr>
-          <w:p>
-            <w:pPr>
-              <w:spacing w:before="40" w:after="40"/>
-            </w:pPr>
-            <w:r>
-              <w:rPr>
-                <w:rFonts w:ascii="Segoe UI" w:hAnsi="Segoe UI"/>
-                <w:b w:val="0"/>
-                <w:i w:val="0"/>
-                <w:color w:val="1B2630"/>
-                <w:sz w:val="17"/>
-              </w:rPr>
-              <w:t>di 12u30–14u live, met opname voor wie niet kan</w:t>
-            </w:r>
-          </w:p>
-        </w:tc>
-        <w:tc>
-          <w:tcPr>
-            <w:tcW w:type="dxa" w:w="2211"/>
-          </w:tcPr>
-          <w:p>
-            <w:pPr>
-              <w:spacing w:before="40" w:after="40"/>
-            </w:pPr>
-            <w:r>
-              <w:rPr>
-                <w:rFonts w:ascii="Segoe UI" w:hAnsi="Segoe UI"/>
-                <w:b w:val="0"/>
-                <w:i w:val="0"/>
-                <w:color w:val="1B2630"/>
-                <w:sz w:val="17"/>
-              </w:rPr>
-              <w:t>di 12u30–14u live, plus live herhaling do 12 nov, do 26 nov en do 17 dec, 8u30–10u</w:t>
-            </w:r>
-          </w:p>
-        </w:tc>
-        <w:tc>
-          <w:tcPr>
-            <w:tcW w:type="dxa" w:w="2608"/>
-          </w:tcPr>
-          <w:p>
-            <w:pPr>
-              <w:spacing w:before="40" w:after="40"/>
-            </w:pPr>
-            <w:r>
-              <w:rPr>
-                <w:rFonts w:ascii="Segoe UI" w:hAnsi="Segoe UI"/>
-                <w:b w:val="0"/>
-                <w:i w:val="0"/>
-                <w:color w:val="1B2630"/>
-                <w:sz w:val="17"/>
-              </w:rPr>
-              <w:t>☐ A   ☐ B   ☐ geen van beide</w:t>
-            </w:r>
-          </w:p>
-        </w:tc>
-      </w:tr>
-      <w:tr>
-        <w:tc>
-          <w:tcPr>
-            <w:tcW w:type="dxa" w:w="2835"/>
-          </w:tcPr>
-          <w:p>
-            <w:pPr>
-              <w:spacing w:before="40" w:after="40"/>
-            </w:pPr>
-            <w:r>
-              <w:rPr>
-                <w:rFonts w:ascii="Segoe UI" w:hAnsi="Segoe UI"/>
-                <w:b/>
-                <w:i w:val="0"/>
-                <w:color w:val="00407A"/>
-                <w:sz w:val="17"/>
-              </w:rPr>
               <w:t>SEBIA 5, 1,5 u per podoloog in het eigen centrum, met Fabienne Dobbels</w:t>
             </w:r>
           </w:p>
@@ -805,68 +738,6 @@
           </w:p>
         </w:tc>
       </w:tr>
-      <w:tr>
-        <w:tc>
-          <w:tcPr>
-            <w:tcW w:type="dxa" w:w="3969"/>
-          </w:tcPr>
-          <w:p>
-            <w:pPr>
-              <w:spacing w:before="40" w:after="40"/>
-            </w:pPr>
-            <w:r>
-              <w:rPr>
-                <w:rFonts w:ascii="Segoe UI" w:hAnsi="Segoe UI"/>
-                <w:b/>
-                <w:i w:val="0"/>
-                <w:color w:val="00407A"/>
-                <w:sz w:val="17"/>
-              </w:rPr>
-              <w:t>Datacollectie, online</w:t>
-            </w:r>
-          </w:p>
-        </w:tc>
-        <w:tc>
-          <w:tcPr>
-            <w:tcW w:type="dxa" w:w="3288"/>
-          </w:tcPr>
-          <w:p>
-            <w:pPr>
-              <w:spacing w:before="40" w:after="40"/>
-            </w:pPr>
-            <w:r>
-              <w:rPr>
-                <w:rFonts w:ascii="Segoe UI" w:hAnsi="Segoe UI"/>
-                <w:b w:val="0"/>
-                <w:i w:val="0"/>
-                <w:color w:val="1B2630"/>
-                <w:sz w:val="17"/>
-              </w:rPr>
-              <w:t>di 12 jan 9u–11u</w:t>
-            </w:r>
-          </w:p>
-        </w:tc>
-        <w:tc>
-          <w:tcPr>
-            <w:tcW w:type="dxa" w:w="2608"/>
-          </w:tcPr>
-          <w:p>
-            <w:pPr>
-              <w:spacing w:before="40" w:after="40"/>
-            </w:pPr>
-            <w:r>
-              <w:rPr>
-                <w:rFonts w:ascii="Segoe UI" w:hAnsi="Segoe UI"/>
-                <w:b w:val="0"/>
-                <w:i w:val="0"/>
-                <w:color w:val="1B2630"/>
-                <w:sz w:val="17"/>
-              </w:rPr>
-              <w:t>☐ ja   ☐ nee</w:t>
-            </w:r>
-          </w:p>
-        </w:tc>
-      </w:tr>
     </w:tbl>
     <w:p>
       <w:pPr>
@@ -882,48 +753,6 @@
           <w:sz w:val="19"/>
         </w:rPr>
         <w:t>3  Wat we nog van u nodig hebben</w:t>
-      </w:r>
-    </w:p>
-    <w:p>
-      <w:pPr>
-        <w:spacing w:before="0" w:after="40"/>
-        <w:ind w:left="200" w:hanging="200"/>
-      </w:pPr>
-      <w:r>
-        <w:rPr>
-          <w:rFonts w:ascii="Segoe UI" w:hAnsi="Segoe UI"/>
-          <w:b/>
-          <w:i w:val="0"/>
-          <w:color w:val="FF7A00"/>
-          <w:sz w:val="18"/>
-        </w:rPr>
-        <w:t xml:space="preserve">–  </w:t>
-      </w:r>
-      <w:r>
-        <w:rPr>
-          <w:rFonts w:ascii="Segoe UI" w:hAnsi="Segoe UI"/>
-          <w:b w:val="0"/>
-          <w:i w:val="0"/>
-          <w:color w:val="1B2630"/>
-          <w:sz w:val="18"/>
-        </w:rPr>
-        <w:t>Kan de podoloog op dinsdag 12u30–14u online, gezien de voetkliniek op dinsdagnamiddag?</w:t>
-      </w:r>
-    </w:p>
-    <w:p>
-      <w:pPr>
-        <w:spacing w:before="0" w:after="80"/>
-        <w:ind w:left="200"/>
-      </w:pPr>
-      <w:r>
-        <w:rPr>
-          <w:rFonts w:ascii="Segoe UI" w:hAnsi="Segoe UI"/>
-          <w:b w:val="0"/>
-          <w:i w:val="0"/>
-          <w:color w:val="5A6A78"/>
-          <w:sz w:val="18"/>
-        </w:rPr>
-        <w:t>______________________________________________________________________</w:t>
       </w:r>
     </w:p>
     <w:p>
@@ -1063,6 +892,21 @@
           <w:sz w:val="17"/>
         </w:rPr>
         <w:t>Graag uw antwoord tegen vrijdag 16 oktober, aan janou.debuyser@kuleuven.be. Daarna ligt de kalender vast. VM = voormiddag, NM = namiddag. De theorie en de sessie gezondheidseconomie en procesevaluatie zijn online, voor podologen en artsen. De technologie begint met theorie, waar ook de artsen kunnen aansluiten; het praktische deel, de datacollectie, SEBIA en de droogloop zijn voor de podologen.</w:t>
+      </w:r>
+    </w:p>
+    <w:p>
+      <w:pPr>
+        <w:spacing w:before="0" w:after="80"/>
+      </w:pPr>
+      <w:r>
+        <w:rPr>
+          <w:rFonts w:ascii="Segoe UI" w:hAnsi="Segoe UI"/>
+          <w:b w:val="0"/>
+          <w:i w:val="0"/>
+          <w:color w:val="5A6A78"/>
+          <w:sz w:val="17"/>
+        </w:rPr>
+        <w:t>Online sessies worden live gegeven en opgenomen; wie niet live kan, bekijkt de opname online. Theorie op di 10 en di 24 nov en gezondheidseconomie en procesevaluatie op di 8 dec, telkens 12u30–14u; datacollectie en vragenlijsten op di 12 jan, 9u–11u.</w:t>
       </w:r>
     </w:p>
     <w:p>
@@ -1532,88 +1376,6 @@
                 <w:color w:val="00407A"/>
                 <w:sz w:val="17"/>
               </w:rPr>
-              <w:t>Online sessies, 1,5 u: theorie 10 en 24 nov, gezondheidseconomie en procesevaluatie 8 dec</w:t>
-            </w:r>
-          </w:p>
-        </w:tc>
-        <w:tc>
-          <w:tcPr>
-            <w:tcW w:type="dxa" w:w="2211"/>
-          </w:tcPr>
-          <w:p>
-            <w:pPr>
-              <w:spacing w:before="40" w:after="40"/>
-            </w:pPr>
-            <w:r>
-              <w:rPr>
-                <w:rFonts w:ascii="Segoe UI" w:hAnsi="Segoe UI"/>
-                <w:b w:val="0"/>
-                <w:i w:val="0"/>
-                <w:color w:val="1B2630"/>
-                <w:sz w:val="17"/>
-              </w:rPr>
-              <w:t>di 12u30–14u live, met opname voor wie niet kan</w:t>
-            </w:r>
-          </w:p>
-        </w:tc>
-        <w:tc>
-          <w:tcPr>
-            <w:tcW w:type="dxa" w:w="2211"/>
-          </w:tcPr>
-          <w:p>
-            <w:pPr>
-              <w:spacing w:before="40" w:after="40"/>
-            </w:pPr>
-            <w:r>
-              <w:rPr>
-                <w:rFonts w:ascii="Segoe UI" w:hAnsi="Segoe UI"/>
-                <w:b w:val="0"/>
-                <w:i w:val="0"/>
-                <w:color w:val="1B2630"/>
-                <w:sz w:val="17"/>
-              </w:rPr>
-              <w:t>di 12u30–14u live, plus live herhaling do 12 nov, do 26 nov en do 17 dec, 8u30–10u</w:t>
-            </w:r>
-          </w:p>
-        </w:tc>
-        <w:tc>
-          <w:tcPr>
-            <w:tcW w:type="dxa" w:w="2608"/>
-          </w:tcPr>
-          <w:p>
-            <w:pPr>
-              <w:spacing w:before="40" w:after="40"/>
-            </w:pPr>
-            <w:r>
-              <w:rPr>
-                <w:rFonts w:ascii="Segoe UI" w:hAnsi="Segoe UI"/>
-                <w:b w:val="0"/>
-                <w:i w:val="0"/>
-                <w:color w:val="1B2630"/>
-                <w:sz w:val="17"/>
-              </w:rPr>
-              <w:t>☐ A   ☐ B   ☐ geen van beide</w:t>
-            </w:r>
-          </w:p>
-        </w:tc>
-      </w:tr>
-      <w:tr>
-        <w:tc>
-          <w:tcPr>
-            <w:tcW w:type="dxa" w:w="2835"/>
-          </w:tcPr>
-          <w:p>
-            <w:pPr>
-              <w:spacing w:before="40" w:after="40"/>
-            </w:pPr>
-            <w:r>
-              <w:rPr>
-                <w:rFonts w:ascii="Segoe UI" w:hAnsi="Segoe UI"/>
-                <w:b/>
-                <w:i w:val="0"/>
-                <w:color w:val="00407A"/>
-                <w:sz w:val="17"/>
-              </w:rPr>
               <w:t>SEBIA 5, 1,5 u per podoloog in het eigen centrum, met Fabienne Dobbels</w:t>
             </w:r>
           </w:p>
@@ -1855,48 +1617,6 @@
     </w:p>
     <w:p>
       <w:pPr>
-        <w:spacing w:before="0" w:after="40"/>
-        <w:ind w:left="200" w:hanging="200"/>
-      </w:pPr>
-      <w:r>
-        <w:rPr>
-          <w:rFonts w:ascii="Segoe UI" w:hAnsi="Segoe UI"/>
-          <w:b/>
-          <w:i w:val="0"/>
-          <w:color w:val="FF7A00"/>
-          <w:sz w:val="18"/>
-        </w:rPr>
-        <w:t xml:space="preserve">–  </w:t>
-      </w:r>
-      <w:r>
-        <w:rPr>
-          <w:rFonts w:ascii="Segoe UI" w:hAnsi="Segoe UI"/>
-          <w:b w:val="0"/>
-          <w:i w:val="0"/>
-          <w:color w:val="1B2630"/>
-          <w:sz w:val="18"/>
-        </w:rPr>
-        <w:t>De datacollectie is op di 12 jan 9u–11u online; dan is er in Brugge geen podoloog. U krijgt de opname.</w:t>
-      </w:r>
-    </w:p>
-    <w:p>
-      <w:pPr>
-        <w:spacing w:before="0" w:after="80"/>
-        <w:ind w:left="200"/>
-      </w:pPr>
-      <w:r>
-        <w:rPr>
-          <w:rFonts w:ascii="Segoe UI" w:hAnsi="Segoe UI"/>
-          <w:b w:val="0"/>
-          <w:i w:val="0"/>
-          <w:color w:val="5A6A78"/>
-          <w:sz w:val="18"/>
-        </w:rPr>
-        <w:t>______________________________________________________________________</w:t>
-      </w:r>
-    </w:p>
-    <w:p>
-      <w:pPr>
         <w:keepNext/>
         <w:spacing w:before="160" w:after="60"/>
       </w:pPr>
@@ -1990,6 +1710,21 @@
           <w:sz w:val="17"/>
         </w:rPr>
         <w:t>Graag uw antwoord tegen vrijdag 16 oktober, aan janou.debuyser@kuleuven.be. Daarna ligt de kalender vast. VM = voormiddag, NM = namiddag. De theorie en de sessie gezondheidseconomie en procesevaluatie zijn online, voor podologen en artsen. De technologie begint met theorie, waar ook de artsen kunnen aansluiten; het praktische deel, de datacollectie, SEBIA en de droogloop zijn voor de podologen.</w:t>
+      </w:r>
+    </w:p>
+    <w:p>
+      <w:pPr>
+        <w:spacing w:before="0" w:after="80"/>
+      </w:pPr>
+      <w:r>
+        <w:rPr>
+          <w:rFonts w:ascii="Segoe UI" w:hAnsi="Segoe UI"/>
+          <w:b w:val="0"/>
+          <w:i w:val="0"/>
+          <w:color w:val="5A6A78"/>
+          <w:sz w:val="17"/>
+        </w:rPr>
+        <w:t>Online sessies worden live gegeven en opgenomen; wie niet live kan, bekijkt de opname online. Theorie op di 10 en di 24 nov en gezondheidseconomie en procesevaluatie op di 8 dec, telkens 12u30–14u; datacollectie en vragenlijsten op di 12 jan, 9u–11u.</w:t>
       </w:r>
     </w:p>
     <w:p>
@@ -2254,170 +1989,6 @@
                 <w:sz w:val="17"/>
               </w:rPr>
               <w:t>vr 5 mrt 13u–17u</w:t>
-            </w:r>
-          </w:p>
-        </w:tc>
-        <w:tc>
-          <w:tcPr>
-            <w:tcW w:type="dxa" w:w="2608"/>
-          </w:tcPr>
-          <w:p>
-            <w:pPr>
-              <w:spacing w:before="40" w:after="40"/>
-            </w:pPr>
-            <w:r>
-              <w:rPr>
-                <w:rFonts w:ascii="Segoe UI" w:hAnsi="Segoe UI"/>
-                <w:b w:val="0"/>
-                <w:i w:val="0"/>
-                <w:color w:val="1B2630"/>
-                <w:sz w:val="17"/>
-              </w:rPr>
-              <w:t>☐ A   ☐ B   ☐ geen van beide</w:t>
-            </w:r>
-          </w:p>
-        </w:tc>
-      </w:tr>
-      <w:tr>
-        <w:tc>
-          <w:tcPr>
-            <w:tcW w:type="dxa" w:w="2835"/>
-          </w:tcPr>
-          <w:p>
-            <w:pPr>
-              <w:spacing w:before="40" w:after="40"/>
-            </w:pPr>
-            <w:r>
-              <w:rPr>
-                <w:rFonts w:ascii="Segoe UI" w:hAnsi="Segoe UI"/>
-                <w:b/>
-                <w:i w:val="0"/>
-                <w:color w:val="00407A"/>
-                <w:sz w:val="17"/>
-              </w:rPr>
-              <w:t>Online sessies, 1,5 u: theorie 10 en 24 nov, gezondheidseconomie en procesevaluatie 8 dec</w:t>
-            </w:r>
-          </w:p>
-        </w:tc>
-        <w:tc>
-          <w:tcPr>
-            <w:tcW w:type="dxa" w:w="2211"/>
-          </w:tcPr>
-          <w:p>
-            <w:pPr>
-              <w:spacing w:before="40" w:after="40"/>
-            </w:pPr>
-            <w:r>
-              <w:rPr>
-                <w:rFonts w:ascii="Segoe UI" w:hAnsi="Segoe UI"/>
-                <w:b w:val="0"/>
-                <w:i w:val="0"/>
-                <w:color w:val="1B2630"/>
-                <w:sz w:val="17"/>
-              </w:rPr>
-              <w:t>di 12u30–14u live, met opname voor wie niet kan</w:t>
-            </w:r>
-          </w:p>
-        </w:tc>
-        <w:tc>
-          <w:tcPr>
-            <w:tcW w:type="dxa" w:w="2211"/>
-          </w:tcPr>
-          <w:p>
-            <w:pPr>
-              <w:spacing w:before="40" w:after="40"/>
-            </w:pPr>
-            <w:r>
-              <w:rPr>
-                <w:rFonts w:ascii="Segoe UI" w:hAnsi="Segoe UI"/>
-                <w:b w:val="0"/>
-                <w:i w:val="0"/>
-                <w:color w:val="1B2630"/>
-                <w:sz w:val="17"/>
-              </w:rPr>
-              <w:t>di 12u30–14u live, plus live herhaling do 12 nov, do 26 nov en do 17 dec, 8u30–10u</w:t>
-            </w:r>
-          </w:p>
-        </w:tc>
-        <w:tc>
-          <w:tcPr>
-            <w:tcW w:type="dxa" w:w="2608"/>
-          </w:tcPr>
-          <w:p>
-            <w:pPr>
-              <w:spacing w:before="40" w:after="40"/>
-            </w:pPr>
-            <w:r>
-              <w:rPr>
-                <w:rFonts w:ascii="Segoe UI" w:hAnsi="Segoe UI"/>
-                <w:b w:val="0"/>
-                <w:i w:val="0"/>
-                <w:color w:val="1B2630"/>
-                <w:sz w:val="17"/>
-              </w:rPr>
-              <w:t>☐ A   ☐ B   ☐ geen van beide</w:t>
-            </w:r>
-          </w:p>
-        </w:tc>
-      </w:tr>
-      <w:tr>
-        <w:tc>
-          <w:tcPr>
-            <w:tcW w:type="dxa" w:w="2835"/>
-          </w:tcPr>
-          <w:p>
-            <w:pPr>
-              <w:spacing w:before="40" w:after="40"/>
-            </w:pPr>
-            <w:r>
-              <w:rPr>
-                <w:rFonts w:ascii="Segoe UI" w:hAnsi="Segoe UI"/>
-                <w:b/>
-                <w:i w:val="0"/>
-                <w:color w:val="00407A"/>
-                <w:sz w:val="17"/>
-              </w:rPr>
-              <w:t>Datacollectie en vragenlijsten, di 12 jan 9u–11u, online</w:t>
-            </w:r>
-          </w:p>
-        </w:tc>
-        <w:tc>
-          <w:tcPr>
-            <w:tcW w:type="dxa" w:w="2211"/>
-          </w:tcPr>
-          <w:p>
-            <w:pPr>
-              <w:spacing w:before="40" w:after="40"/>
-            </w:pPr>
-            <w:r>
-              <w:rPr>
-                <w:rFonts w:ascii="Segoe UI" w:hAnsi="Segoe UI"/>
-                <w:b w:val="0"/>
-                <w:i w:val="0"/>
-                <w:color w:val="1B2630"/>
-                <w:sz w:val="17"/>
-              </w:rPr>
-              <w:t>opname</w:t>
-            </w:r>
-          </w:p>
-        </w:tc>
-        <w:tc>
-          <w:tcPr>
-            <w:tcW w:type="dxa" w:w="2211"/>
-          </w:tcPr>
-          <w:p>
-            <w:pPr>
-              <w:spacing w:before="40" w:after="40"/>
-            </w:pPr>
-            <w:r>
-              <w:rPr>
-                <w:rFonts w:ascii="Segoe UI" w:hAnsi="Segoe UI"/>
-                <w:b w:val="0"/>
-                <w:i w:val="0"/>
-                <w:color w:val="1B2630"/>
-                <w:sz w:val="17"/>
-              </w:rPr>
-              <w:t>herhaling vr 15 jan 13u–15u</w:t>
             </w:r>
           </w:p>
         </w:tc>
@@ -2969,6 +2540,21 @@
     </w:p>
     <w:p>
       <w:pPr>
+        <w:spacing w:before="0" w:after="80"/>
+      </w:pPr>
+      <w:r>
+        <w:rPr>
+          <w:rFonts w:ascii="Segoe UI" w:hAnsi="Segoe UI"/>
+          <w:b w:val="0"/>
+          <w:i w:val="0"/>
+          <w:color w:val="5A6A78"/>
+          <w:sz w:val="17"/>
+        </w:rPr>
+        <w:t>Online sessies worden live gegeven en opgenomen; wie niet live kan, bekijkt de opname online. Theorie op di 10 en di 24 nov en gezondheidseconomie en procesevaluatie op di 8 dec, telkens 12u30–14u; datacollectie en vragenlijsten op di 12 jan, 9u–11u.</w:t>
+      </w:r>
+    </w:p>
+    <w:p>
+      <w:pPr>
         <w:keepNext/>
         <w:spacing w:before="160" w:after="60"/>
       </w:pPr>
@@ -3147,88 +2733,6 @@
                 <w:sz w:val="17"/>
               </w:rPr>
               <w:t>di 23 mrt 9u–13u</w:t>
-            </w:r>
-          </w:p>
-        </w:tc>
-        <w:tc>
-          <w:tcPr>
-            <w:tcW w:type="dxa" w:w="2608"/>
-          </w:tcPr>
-          <w:p>
-            <w:pPr>
-              <w:spacing w:before="40" w:after="40"/>
-            </w:pPr>
-            <w:r>
-              <w:rPr>
-                <w:rFonts w:ascii="Segoe UI" w:hAnsi="Segoe UI"/>
-                <w:b w:val="0"/>
-                <w:i w:val="0"/>
-                <w:color w:val="1B2630"/>
-                <w:sz w:val="17"/>
-              </w:rPr>
-              <w:t>☐ A   ☐ B   ☐ geen van beide</w:t>
-            </w:r>
-          </w:p>
-        </w:tc>
-      </w:tr>
-      <w:tr>
-        <w:tc>
-          <w:tcPr>
-            <w:tcW w:type="dxa" w:w="2835"/>
-          </w:tcPr>
-          <w:p>
-            <w:pPr>
-              <w:spacing w:before="40" w:after="40"/>
-            </w:pPr>
-            <w:r>
-              <w:rPr>
-                <w:rFonts w:ascii="Segoe UI" w:hAnsi="Segoe UI"/>
-                <w:b/>
-                <w:i w:val="0"/>
-                <w:color w:val="00407A"/>
-                <w:sz w:val="17"/>
-              </w:rPr>
-              <w:t>Online sessies, 1,5 u: theorie 10 en 24 nov, gezondheidseconomie en procesevaluatie 8 dec</w:t>
-            </w:r>
-          </w:p>
-        </w:tc>
-        <w:tc>
-          <w:tcPr>
-            <w:tcW w:type="dxa" w:w="2211"/>
-          </w:tcPr>
-          <w:p>
-            <w:pPr>
-              <w:spacing w:before="40" w:after="40"/>
-            </w:pPr>
-            <w:r>
-              <w:rPr>
-                <w:rFonts w:ascii="Segoe UI" w:hAnsi="Segoe UI"/>
-                <w:b w:val="0"/>
-                <w:i w:val="0"/>
-                <w:color w:val="1B2630"/>
-                <w:sz w:val="17"/>
-              </w:rPr>
-              <w:t>di 12u30–14u live, met opname voor wie niet kan</w:t>
-            </w:r>
-          </w:p>
-        </w:tc>
-        <w:tc>
-          <w:tcPr>
-            <w:tcW w:type="dxa" w:w="2211"/>
-          </w:tcPr>
-          <w:p>
-            <w:pPr>
-              <w:spacing w:before="40" w:after="40"/>
-            </w:pPr>
-            <w:r>
-              <w:rPr>
-                <w:rFonts w:ascii="Segoe UI" w:hAnsi="Segoe UI"/>
-                <w:b w:val="0"/>
-                <w:i w:val="0"/>
-                <w:color w:val="1B2630"/>
-                <w:sz w:val="17"/>
-              </w:rPr>
-              <w:t>di 12u30–14u live, plus live herhaling do 12 nov, do 26 nov en do 17 dec, 8u30–10u</w:t>
             </w:r>
           </w:p>
         </w:tc>
@@ -3684,68 +3188,6 @@
           </w:p>
         </w:tc>
       </w:tr>
-      <w:tr>
-        <w:tc>
-          <w:tcPr>
-            <w:tcW w:type="dxa" w:w="3969"/>
-          </w:tcPr>
-          <w:p>
-            <w:pPr>
-              <w:spacing w:before="40" w:after="40"/>
-            </w:pPr>
-            <w:r>
-              <w:rPr>
-                <w:rFonts w:ascii="Segoe UI" w:hAnsi="Segoe UI"/>
-                <w:b/>
-                <w:i w:val="0"/>
-                <w:color w:val="00407A"/>
-                <w:sz w:val="17"/>
-              </w:rPr>
-              <w:t>Datacollectie, online</w:t>
-            </w:r>
-          </w:p>
-        </w:tc>
-        <w:tc>
-          <w:tcPr>
-            <w:tcW w:type="dxa" w:w="3288"/>
-          </w:tcPr>
-          <w:p>
-            <w:pPr>
-              <w:spacing w:before="40" w:after="40"/>
-            </w:pPr>
-            <w:r>
-              <w:rPr>
-                <w:rFonts w:ascii="Segoe UI" w:hAnsi="Segoe UI"/>
-                <w:b w:val="0"/>
-                <w:i w:val="0"/>
-                <w:color w:val="1B2630"/>
-                <w:sz w:val="17"/>
-              </w:rPr>
-              <w:t>di 12 jan 9u–11u</w:t>
-            </w:r>
-          </w:p>
-        </w:tc>
-        <w:tc>
-          <w:tcPr>
-            <w:tcW w:type="dxa" w:w="2608"/>
-          </w:tcPr>
-          <w:p>
-            <w:pPr>
-              <w:spacing w:before="40" w:after="40"/>
-            </w:pPr>
-            <w:r>
-              <w:rPr>
-                <w:rFonts w:ascii="Segoe UI" w:hAnsi="Segoe UI"/>
-                <w:b w:val="0"/>
-                <w:i w:val="0"/>
-                <w:color w:val="1B2630"/>
-                <w:sz w:val="17"/>
-              </w:rPr>
-              <w:t>☐ ja   ☐ nee</w:t>
-            </w:r>
-          </w:p>
-        </w:tc>
-      </w:tr>
     </w:tbl>
     <w:p>
       <w:pPr>
@@ -3900,6 +3342,21 @@
           <w:sz w:val="17"/>
         </w:rPr>
         <w:t>Graag uw antwoord tegen vrijdag 16 oktober, aan janou.debuyser@kuleuven.be. Daarna ligt de kalender vast. VM = voormiddag, NM = namiddag. De theorie en de sessie gezondheidseconomie en procesevaluatie zijn online, voor podologen en artsen. De technologie begint met theorie, waar ook de artsen kunnen aansluiten; het praktische deel, de datacollectie, SEBIA en de droogloop zijn voor de podologen.</w:t>
+      </w:r>
+    </w:p>
+    <w:p>
+      <w:pPr>
+        <w:spacing w:before="0" w:after="80"/>
+      </w:pPr>
+      <w:r>
+        <w:rPr>
+          <w:rFonts w:ascii="Segoe UI" w:hAnsi="Segoe UI"/>
+          <w:b w:val="0"/>
+          <w:i w:val="0"/>
+          <w:color w:val="5A6A78"/>
+          <w:sz w:val="17"/>
+        </w:rPr>
+        <w:t>Online sessies worden live gegeven en opgenomen; wie niet live kan, bekijkt de opname online. Theorie op di 10 en di 24 nov en gezondheidseconomie en procesevaluatie op di 8 dec, telkens 12u30–14u; datacollectie en vragenlijsten op di 12 jan, 9u–11u.</w:t>
       </w:r>
     </w:p>
     <w:p>
@@ -4082,88 +3539,6 @@
                 <w:sz w:val="17"/>
               </w:rPr>
               <w:t>di 23 mrt 9u–13u</w:t>
-            </w:r>
-          </w:p>
-        </w:tc>
-        <w:tc>
-          <w:tcPr>
-            <w:tcW w:type="dxa" w:w="2608"/>
-          </w:tcPr>
-          <w:p>
-            <w:pPr>
-              <w:spacing w:before="40" w:after="40"/>
-            </w:pPr>
-            <w:r>
-              <w:rPr>
-                <w:rFonts w:ascii="Segoe UI" w:hAnsi="Segoe UI"/>
-                <w:b w:val="0"/>
-                <w:i w:val="0"/>
-                <w:color w:val="1B2630"/>
-                <w:sz w:val="17"/>
-              </w:rPr>
-              <w:t>☐ A   ☐ B   ☐ geen van beide</w:t>
-            </w:r>
-          </w:p>
-        </w:tc>
-      </w:tr>
-      <w:tr>
-        <w:tc>
-          <w:tcPr>
-            <w:tcW w:type="dxa" w:w="2835"/>
-          </w:tcPr>
-          <w:p>
-            <w:pPr>
-              <w:spacing w:before="40" w:after="40"/>
-            </w:pPr>
-            <w:r>
-              <w:rPr>
-                <w:rFonts w:ascii="Segoe UI" w:hAnsi="Segoe UI"/>
-                <w:b/>
-                <w:i w:val="0"/>
-                <w:color w:val="00407A"/>
-                <w:sz w:val="17"/>
-              </w:rPr>
-              <w:t>Online sessies, 1,5 u: theorie 10 en 24 nov, gezondheidseconomie en procesevaluatie 8 dec</w:t>
-            </w:r>
-          </w:p>
-        </w:tc>
-        <w:tc>
-          <w:tcPr>
-            <w:tcW w:type="dxa" w:w="2211"/>
-          </w:tcPr>
-          <w:p>
-            <w:pPr>
-              <w:spacing w:before="40" w:after="40"/>
-            </w:pPr>
-            <w:r>
-              <w:rPr>
-                <w:rFonts w:ascii="Segoe UI" w:hAnsi="Segoe UI"/>
-                <w:b w:val="0"/>
-                <w:i w:val="0"/>
-                <w:color w:val="1B2630"/>
-                <w:sz w:val="17"/>
-              </w:rPr>
-              <w:t>di 12u30–14u live, met opname voor wie niet kan</w:t>
-            </w:r>
-          </w:p>
-        </w:tc>
-        <w:tc>
-          <w:tcPr>
-            <w:tcW w:type="dxa" w:w="2211"/>
-          </w:tcPr>
-          <w:p>
-            <w:pPr>
-              <w:spacing w:before="40" w:after="40"/>
-            </w:pPr>
-            <w:r>
-              <w:rPr>
-                <w:rFonts w:ascii="Segoe UI" w:hAnsi="Segoe UI"/>
-                <w:b w:val="0"/>
-                <w:i w:val="0"/>
-                <w:color w:val="1B2630"/>
-                <w:sz w:val="17"/>
-              </w:rPr>
-              <w:t>di 12u30–14u live, plus live herhaling do 12 nov, do 26 nov en do 17 dec, 8u30–10u</w:t>
             </w:r>
           </w:p>
         </w:tc>
@@ -4619,68 +3994,6 @@
           </w:p>
         </w:tc>
       </w:tr>
-      <w:tr>
-        <w:tc>
-          <w:tcPr>
-            <w:tcW w:type="dxa" w:w="3969"/>
-          </w:tcPr>
-          <w:p>
-            <w:pPr>
-              <w:spacing w:before="40" w:after="40"/>
-            </w:pPr>
-            <w:r>
-              <w:rPr>
-                <w:rFonts w:ascii="Segoe UI" w:hAnsi="Segoe UI"/>
-                <w:b/>
-                <w:i w:val="0"/>
-                <w:color w:val="00407A"/>
-                <w:sz w:val="17"/>
-              </w:rPr>
-              <w:t>Datacollectie, online</w:t>
-            </w:r>
-          </w:p>
-        </w:tc>
-        <w:tc>
-          <w:tcPr>
-            <w:tcW w:type="dxa" w:w="3288"/>
-          </w:tcPr>
-          <w:p>
-            <w:pPr>
-              <w:spacing w:before="40" w:after="40"/>
-            </w:pPr>
-            <w:r>
-              <w:rPr>
-                <w:rFonts w:ascii="Segoe UI" w:hAnsi="Segoe UI"/>
-                <w:b w:val="0"/>
-                <w:i w:val="0"/>
-                <w:color w:val="1B2630"/>
-                <w:sz w:val="17"/>
-              </w:rPr>
-              <w:t>di 12 jan 9u–11u</w:t>
-            </w:r>
-          </w:p>
-        </w:tc>
-        <w:tc>
-          <w:tcPr>
-            <w:tcW w:type="dxa" w:w="2608"/>
-          </w:tcPr>
-          <w:p>
-            <w:pPr>
-              <w:spacing w:before="40" w:after="40"/>
-            </w:pPr>
-            <w:r>
-              <w:rPr>
-                <w:rFonts w:ascii="Segoe UI" w:hAnsi="Segoe UI"/>
-                <w:b w:val="0"/>
-                <w:i w:val="0"/>
-                <w:color w:val="1B2630"/>
-                <w:sz w:val="17"/>
-              </w:rPr>
-              <w:t>☐ ja   ☐ nee</w:t>
-            </w:r>
-          </w:p>
-        </w:tc>
-      </w:tr>
     </w:tbl>
     <w:p>
       <w:pPr>
@@ -4835,6 +4148,21 @@
           <w:sz w:val="17"/>
         </w:rPr>
         <w:t>Graag uw antwoord tegen vrijdag 16 oktober, aan janou.debuyser@kuleuven.be. Daarna ligt de kalender vast. VM = voormiddag, NM = namiddag. De theorie en de sessie gezondheidseconomie en procesevaluatie zijn online, voor podologen en artsen. De technologie begint met theorie, waar ook de artsen kunnen aansluiten; het praktische deel, de datacollectie, SEBIA en de droogloop zijn voor de podologen.</w:t>
+      </w:r>
+    </w:p>
+    <w:p>
+      <w:pPr>
+        <w:spacing w:before="0" w:after="80"/>
+      </w:pPr>
+      <w:r>
+        <w:rPr>
+          <w:rFonts w:ascii="Segoe UI" w:hAnsi="Segoe UI"/>
+          <w:b w:val="0"/>
+          <w:i w:val="0"/>
+          <w:color w:val="5A6A78"/>
+          <w:sz w:val="17"/>
+        </w:rPr>
+        <w:t>Online sessies worden live gegeven en opgenomen; wie niet live kan, bekijkt de opname online. Theorie op di 10 en di 24 nov en gezondheidseconomie en procesevaluatie op di 8 dec, telkens 12u30–14u; datacollectie en vragenlijsten op di 12 jan, 9u–11u.</w:t>
       </w:r>
     </w:p>
     <w:p>
@@ -5017,88 +4345,6 @@
                 <w:sz w:val="17"/>
               </w:rPr>
               <w:t>di 23 mrt 9u–13u</w:t>
-            </w:r>
-          </w:p>
-        </w:tc>
-        <w:tc>
-          <w:tcPr>
-            <w:tcW w:type="dxa" w:w="2608"/>
-          </w:tcPr>
-          <w:p>
-            <w:pPr>
-              <w:spacing w:before="40" w:after="40"/>
-            </w:pPr>
-            <w:r>
-              <w:rPr>
-                <w:rFonts w:ascii="Segoe UI" w:hAnsi="Segoe UI"/>
-                <w:b w:val="0"/>
-                <w:i w:val="0"/>
-                <w:color w:val="1B2630"/>
-                <w:sz w:val="17"/>
-              </w:rPr>
-              <w:t>☐ A   ☐ B   ☐ geen van beide</w:t>
-            </w:r>
-          </w:p>
-        </w:tc>
-      </w:tr>
-      <w:tr>
-        <w:tc>
-          <w:tcPr>
-            <w:tcW w:type="dxa" w:w="2835"/>
-          </w:tcPr>
-          <w:p>
-            <w:pPr>
-              <w:spacing w:before="40" w:after="40"/>
-            </w:pPr>
-            <w:r>
-              <w:rPr>
-                <w:rFonts w:ascii="Segoe UI" w:hAnsi="Segoe UI"/>
-                <w:b/>
-                <w:i w:val="0"/>
-                <w:color w:val="00407A"/>
-                <w:sz w:val="17"/>
-              </w:rPr>
-              <w:t>Online sessies, 1,5 u: theorie 10 en 24 nov, gezondheidseconomie en procesevaluatie 8 dec</w:t>
-            </w:r>
-          </w:p>
-        </w:tc>
-        <w:tc>
-          <w:tcPr>
-            <w:tcW w:type="dxa" w:w="2211"/>
-          </w:tcPr>
-          <w:p>
-            <w:pPr>
-              <w:spacing w:before="40" w:after="40"/>
-            </w:pPr>
-            <w:r>
-              <w:rPr>
-                <w:rFonts w:ascii="Segoe UI" w:hAnsi="Segoe UI"/>
-                <w:b w:val="0"/>
-                <w:i w:val="0"/>
-                <w:color w:val="1B2630"/>
-                <w:sz w:val="17"/>
-              </w:rPr>
-              <w:t>di 12u30–14u live, met opname voor wie niet kan</w:t>
-            </w:r>
-          </w:p>
-        </w:tc>
-        <w:tc>
-          <w:tcPr>
-            <w:tcW w:type="dxa" w:w="2211"/>
-          </w:tcPr>
-          <w:p>
-            <w:pPr>
-              <w:spacing w:before="40" w:after="40"/>
-            </w:pPr>
-            <w:r>
-              <w:rPr>
-                <w:rFonts w:ascii="Segoe UI" w:hAnsi="Segoe UI"/>
-                <w:b w:val="0"/>
-                <w:i w:val="0"/>
-                <w:color w:val="1B2630"/>
-                <w:sz w:val="17"/>
-              </w:rPr>
-              <w:t>di 12u30–14u live, plus live herhaling do 12 nov, do 26 nov en do 17 dec, 8u30–10u</w:t>
             </w:r>
           </w:p>
         </w:tc>
@@ -5554,68 +4800,6 @@
           </w:p>
         </w:tc>
       </w:tr>
-      <w:tr>
-        <w:tc>
-          <w:tcPr>
-            <w:tcW w:type="dxa" w:w="3969"/>
-          </w:tcPr>
-          <w:p>
-            <w:pPr>
-              <w:spacing w:before="40" w:after="40"/>
-            </w:pPr>
-            <w:r>
-              <w:rPr>
-                <w:rFonts w:ascii="Segoe UI" w:hAnsi="Segoe UI"/>
-                <w:b/>
-                <w:i w:val="0"/>
-                <w:color w:val="00407A"/>
-                <w:sz w:val="17"/>
-              </w:rPr>
-              <w:t>Datacollectie, online</w:t>
-            </w:r>
-          </w:p>
-        </w:tc>
-        <w:tc>
-          <w:tcPr>
-            <w:tcW w:type="dxa" w:w="3288"/>
-          </w:tcPr>
-          <w:p>
-            <w:pPr>
-              <w:spacing w:before="40" w:after="40"/>
-            </w:pPr>
-            <w:r>
-              <w:rPr>
-                <w:rFonts w:ascii="Segoe UI" w:hAnsi="Segoe UI"/>
-                <w:b w:val="0"/>
-                <w:i w:val="0"/>
-                <w:color w:val="1B2630"/>
-                <w:sz w:val="17"/>
-              </w:rPr>
-              <w:t>di 12 jan 9u–11u</w:t>
-            </w:r>
-          </w:p>
-        </w:tc>
-        <w:tc>
-          <w:tcPr>
-            <w:tcW w:type="dxa" w:w="2608"/>
-          </w:tcPr>
-          <w:p>
-            <w:pPr>
-              <w:spacing w:before="40" w:after="40"/>
-            </w:pPr>
-            <w:r>
-              <w:rPr>
-                <w:rFonts w:ascii="Segoe UI" w:hAnsi="Segoe UI"/>
-                <w:b w:val="0"/>
-                <w:i w:val="0"/>
-                <w:color w:val="1B2630"/>
-                <w:sz w:val="17"/>
-              </w:rPr>
-              <w:t>☐ ja   ☐ nee</w:t>
-            </w:r>
-          </w:p>
-        </w:tc>
-      </w:tr>
     </w:tbl>
     <w:p>
       <w:pPr>

--- a/PARADISE_toetsing_centra.docx
+++ b/PARADISE_toetsing_centra.docx
@@ -60,7 +60,7 @@
           <w:color w:val="5A6A78"/>
           <w:sz w:val="17"/>
         </w:rPr>
-        <w:t>Online sessies worden live gegeven en opgenomen; wie niet live kan, bekijkt de opname online. Theorie op di 10 en di 24 nov en gezondheidseconomie en procesevaluatie op di 8 dec, telkens 12u30–14u; datacollectie en vragenlijsten op di 12 jan, 9u–11u.</w:t>
+        <w:t>Online sessies worden live gegeven en opgenomen; wie niet live kan, bekijkt de opname online. De sessies ter plaatse en op een centrale locatie worden niet opgenomen. Theorie op di 10 en di 24 nov en gezondheidseconomie en procesevaluatie op di 8 dec, telkens 12u30–14u; datacollectie en vragenlijsten op di 12 jan, 9u–11u.</w:t>
       </w:r>
     </w:p>
     <w:p>
@@ -906,7 +906,7 @@
           <w:color w:val="5A6A78"/>
           <w:sz w:val="17"/>
         </w:rPr>
-        <w:t>Online sessies worden live gegeven en opgenomen; wie niet live kan, bekijkt de opname online. Theorie op di 10 en di 24 nov en gezondheidseconomie en procesevaluatie op di 8 dec, telkens 12u30–14u; datacollectie en vragenlijsten op di 12 jan, 9u–11u.</w:t>
+        <w:t>Online sessies worden live gegeven en opgenomen; wie niet live kan, bekijkt de opname online. De sessies ter plaatse en op een centrale locatie worden niet opgenomen. Theorie op di 10 en di 24 nov en gezondheidseconomie en procesevaluatie op di 8 dec, telkens 12u30–14u; datacollectie en vragenlijsten op di 12 jan, 9u–11u.</w:t>
       </w:r>
     </w:p>
     <w:p>
@@ -1724,7 +1724,7 @@
           <w:color w:val="5A6A78"/>
           <w:sz w:val="17"/>
         </w:rPr>
-        <w:t>Online sessies worden live gegeven en opgenomen; wie niet live kan, bekijkt de opname online. Theorie op di 10 en di 24 nov en gezondheidseconomie en procesevaluatie op di 8 dec, telkens 12u30–14u; datacollectie en vragenlijsten op di 12 jan, 9u–11u.</w:t>
+        <w:t>Online sessies worden live gegeven en opgenomen; wie niet live kan, bekijkt de opname online. De sessies ter plaatse en op een centrale locatie worden niet opgenomen. Theorie op di 10 en di 24 nov en gezondheidseconomie en procesevaluatie op di 8 dec, telkens 12u30–14u; datacollectie en vragenlijsten op di 12 jan, 9u–11u.</w:t>
       </w:r>
     </w:p>
     <w:p>
@@ -2550,7 +2550,7 @@
           <w:color w:val="5A6A78"/>
           <w:sz w:val="17"/>
         </w:rPr>
-        <w:t>Online sessies worden live gegeven en opgenomen; wie niet live kan, bekijkt de opname online. Theorie op di 10 en di 24 nov en gezondheidseconomie en procesevaluatie op di 8 dec, telkens 12u30–14u; datacollectie en vragenlijsten op di 12 jan, 9u–11u.</w:t>
+        <w:t>Online sessies worden live gegeven en opgenomen; wie niet live kan, bekijkt de opname online. De sessies ter plaatse en op een centrale locatie worden niet opgenomen. Theorie op di 10 en di 24 nov en gezondheidseconomie en procesevaluatie op di 8 dec, telkens 12u30–14u; datacollectie en vragenlijsten op di 12 jan, 9u–11u.</w:t>
       </w:r>
     </w:p>
     <w:p>
@@ -3356,7 +3356,7 @@
           <w:color w:val="5A6A78"/>
           <w:sz w:val="17"/>
         </w:rPr>
-        <w:t>Online sessies worden live gegeven en opgenomen; wie niet live kan, bekijkt de opname online. Theorie op di 10 en di 24 nov en gezondheidseconomie en procesevaluatie op di 8 dec, telkens 12u30–14u; datacollectie en vragenlijsten op di 12 jan, 9u–11u.</w:t>
+        <w:t>Online sessies worden live gegeven en opgenomen; wie niet live kan, bekijkt de opname online. De sessies ter plaatse en op een centrale locatie worden niet opgenomen. Theorie op di 10 en di 24 nov en gezondheidseconomie en procesevaluatie op di 8 dec, telkens 12u30–14u; datacollectie en vragenlijsten op di 12 jan, 9u–11u.</w:t>
       </w:r>
     </w:p>
     <w:p>
@@ -4162,7 +4162,7 @@
           <w:color w:val="5A6A78"/>
           <w:sz w:val="17"/>
         </w:rPr>
-        <w:t>Online sessies worden live gegeven en opgenomen; wie niet live kan, bekijkt de opname online. Theorie op di 10 en di 24 nov en gezondheidseconomie en procesevaluatie op di 8 dec, telkens 12u30–14u; datacollectie en vragenlijsten op di 12 jan, 9u–11u.</w:t>
+        <w:t>Online sessies worden live gegeven en opgenomen; wie niet live kan, bekijkt de opname online. De sessies ter plaatse en op een centrale locatie worden niet opgenomen. Theorie op di 10 en di 24 nov en gezondheidseconomie en procesevaluatie op di 8 dec, telkens 12u30–14u; datacollectie en vragenlijsten op di 12 jan, 9u–11u.</w:t>
       </w:r>
     </w:p>
     <w:p>

--- a/PARADISE_toetsing_centra.docx
+++ b/PARADISE_toetsing_centra.docx
@@ -304,7 +304,7 @@
                 <w:color w:val="1B2630"/>
                 <w:sz w:val="17"/>
               </w:rPr>
-              <w:t>do 7 jan 17u30–21u30</w:t>
+              <w:t>wo 6 jan 17u30–21u30</w:t>
             </w:r>
           </w:p>
         </w:tc>
@@ -324,7 +324,7 @@
                 <w:color w:val="1B2630"/>
                 <w:sz w:val="17"/>
               </w:rPr>
-              <w:t>vr 8 jan 13u–17u</w:t>
+              <w:t>ma 11 jan 17u30–21u30</w:t>
             </w:r>
           </w:p>
         </w:tc>
@@ -366,7 +366,7 @@
                 <w:color w:val="00407A"/>
                 <w:sz w:val="17"/>
               </w:rPr>
-              <w:t>SEBIA 3 en 4, groep West, 4 u, centraal (voorstel Gent)</w:t>
+              <w:t>SEBIA 3 en 4, groep West, 4 u, centraal (voorstel Gent), onder voorbehoud van de agenda van Dobbels</w:t>
             </w:r>
           </w:p>
         </w:tc>
@@ -1232,7 +1232,7 @@
                 <w:color w:val="1B2630"/>
                 <w:sz w:val="17"/>
               </w:rPr>
-              <w:t>do 7 jan 17u30–21u30</w:t>
+              <w:t>wo 6 jan 17u30–21u30</w:t>
             </w:r>
           </w:p>
         </w:tc>
@@ -1252,7 +1252,7 @@
                 <w:color w:val="1B2630"/>
                 <w:sz w:val="17"/>
               </w:rPr>
-              <w:t>vr 8 jan 13u–17u</w:t>
+              <w:t>ma 11 jan 17u30–21u30</w:t>
             </w:r>
           </w:p>
         </w:tc>
@@ -1294,7 +1294,7 @@
                 <w:color w:val="00407A"/>
                 <w:sz w:val="17"/>
               </w:rPr>
-              <w:t>SEBIA 3 en 4, groep West, 4 u, centraal (voorstel Gent)</w:t>
+              <w:t>SEBIA 3 en 4, groep West, 4 u, centraal (voorstel Gent), onder voorbehoud van de agenda van Dobbels</w:t>
             </w:r>
           </w:p>
         </w:tc>
@@ -1886,7 +1886,7 @@
                 <w:color w:val="1B2630"/>
                 <w:sz w:val="17"/>
               </w:rPr>
-              <w:t>do 7 jan 17u30–21u30</w:t>
+              <w:t>wo 6 jan 17u30–21u30</w:t>
             </w:r>
           </w:p>
         </w:tc>
@@ -1906,7 +1906,7 @@
                 <w:color w:val="1B2630"/>
                 <w:sz w:val="17"/>
               </w:rPr>
-              <w:t>vr 8 jan 13u–17u</w:t>
+              <w:t>ma 11 jan 17u30–21u30</w:t>
             </w:r>
           </w:p>
         </w:tc>
@@ -1948,7 +1948,7 @@
                 <w:color w:val="00407A"/>
                 <w:sz w:val="17"/>
               </w:rPr>
-              <w:t>SEBIA 3 en 4, groep West, 4 u, centraal (voorstel Gent)</w:t>
+              <w:t>SEBIA 3 en 4, groep West, 4 u, centraal (voorstel Gent), onder voorbehoud van de agenda van Dobbels</w:t>
             </w:r>
           </w:p>
         </w:tc>
@@ -2692,7 +2692,7 @@
                 <w:color w:val="00407A"/>
                 <w:sz w:val="17"/>
               </w:rPr>
-              <w:t>SEBIA 3 en 4, groep Oost, 4 u, centraal (voorstel Leuven)</w:t>
+              <w:t>SEBIA 3 en 4, groep Oost, 4 u, centraal (voorstel Leuven), onder voorbehoud van de agenda van Dobbels</w:t>
             </w:r>
           </w:p>
         </w:tc>
@@ -3498,7 +3498,7 @@
                 <w:color w:val="00407A"/>
                 <w:sz w:val="17"/>
               </w:rPr>
-              <w:t>SEBIA 3 en 4, groep Oost, 4 u, centraal (voorstel Leuven)</w:t>
+              <w:t>SEBIA 3 en 4, groep Oost, 4 u, centraal (voorstel Leuven), onder voorbehoud van de agenda van Dobbels</w:t>
             </w:r>
           </w:p>
         </w:tc>
@@ -4304,7 +4304,7 @@
                 <w:color w:val="00407A"/>
                 <w:sz w:val="17"/>
               </w:rPr>
-              <w:t>SEBIA 3 en 4, groep Oost, 4 u, centraal (voorstel Leuven)</w:t>
+              <w:t>SEBIA 3 en 4, groep Oost, 4 u, centraal (voorstel Leuven), onder voorbehoud van de agenda van Dobbels</w:t>
             </w:r>
           </w:p>
         </w:tc>
@@ -4861,6 +4861,48 @@
     </w:p>
     <w:p>
       <w:pPr>
+        <w:spacing w:before="0" w:after="40"/>
+        <w:ind w:left="200" w:hanging="200"/>
+      </w:pPr>
+      <w:r>
+        <w:rPr>
+          <w:rFonts w:ascii="Segoe UI" w:hAnsi="Segoe UI"/>
+          <w:b/>
+          <w:i w:val="0"/>
+          <w:color w:val="FF7A00"/>
+          <w:sz w:val="18"/>
+        </w:rPr>
+        <w:t xml:space="preserve">–  </w:t>
+      </w:r>
+      <w:r>
+        <w:rPr>
+          <w:rFonts w:ascii="Segoe UI" w:hAnsi="Segoe UI"/>
+          <w:b w:val="0"/>
+          <w:i w:val="0"/>
+          <w:color w:val="1B2630"/>
+          <w:sz w:val="18"/>
+        </w:rPr>
+        <w:t>Uw donderdag valt in de even weken: bedoelt u het weeknummer? 2026 telt 53 weken, dus week 53 en week 1 zijn allebei oneven. Het inhaalslot van do 28 jan valt in week 4.</w:t>
+      </w:r>
+    </w:p>
+    <w:p>
+      <w:pPr>
+        <w:spacing w:before="0" w:after="80"/>
+        <w:ind w:left="200"/>
+      </w:pPr>
+      <w:r>
+        <w:rPr>
+          <w:rFonts w:ascii="Segoe UI" w:hAnsi="Segoe UI"/>
+          <w:b w:val="0"/>
+          <w:i w:val="0"/>
+          <w:color w:val="5A6A78"/>
+          <w:sz w:val="18"/>
+        </w:rPr>
+        <w:t>______________________________________________________________________</w:t>
+      </w:r>
+    </w:p>
+    <w:p>
+      <w:pPr>
         <w:keepNext/>
         <w:spacing w:before="160" w:after="60"/>
       </w:pPr>
